--- a/newsletters/HOF 2026 Induction Oct 25 2026.docx
+++ b/newsletters/HOF 2026 Induction Oct 25 2026.docx
@@ -83,7 +83,7 @@
           <w:sz w:val="32"/>
           <w:szCs w:val="32"/>
         </w:rPr>
-        <w:t xml:space="preserve">Iowa Men’s </w:t>
+        <w:t xml:space="preserve">Iowa Men's </w:t>
       </w:r>
       <w:proofErr w:type="spellStart"/>
       <w:r>
@@ -110,7 +110,15 @@
           <w:sz w:val="32"/>
           <w:szCs w:val="32"/>
         </w:rPr>
-        <w:t>HOF’er</w:t>
+        <w:t>HOF'</w:t>
+      </w:r>
+      <w:r>
+        <w:rPr>
+          <w:rFonts w:ascii="Times New Roman" w:hAnsi="Times New Roman" w:cs="Times New Roman"/>
+          <w:sz w:val="32"/>
+          <w:szCs w:val="32"/>
+        </w:rPr>
+        <w:t>er</w:t>
       </w:r>
       <w:proofErr w:type="spellEnd"/>
     </w:p>
@@ -151,41 +159,57 @@
         </w:rPr>
         <w:t>2026 Softball Induction Sunday the 25th</w:t>
       </w:r>
+    </w:p>
+    <w:p>
+      <w:pPr>
+        <w:rPr>
+          <w:rFonts w:ascii="Times New Roman" w:hAnsi="Times New Roman" w:cs="Times New Roman"/>
+          <w:sz w:val="28"/>
+          <w:szCs w:val="28"/>
+        </w:rPr>
+      </w:pPr>
+      <w:r>
+        <w:rPr>
+          <w:rFonts w:ascii="Times New Roman" w:hAnsi="Times New Roman" w:cs="Times New Roman"/>
+          <w:sz w:val="28"/>
+          <w:szCs w:val="28"/>
+        </w:rPr>
+        <w:t>Our event is only Sunday but we’re hopeful groups will plan their own overnight stays in relatively close hotels/motels so additional celebrations can occur.</w:t>
+      </w:r>
+    </w:p>
+    <w:p>
+      <w:pPr>
+        <w:rPr>
+          <w:rFonts w:ascii="Times New Roman" w:hAnsi="Times New Roman" w:cs="Times New Roman"/>
+          <w:sz w:val="28"/>
+          <w:szCs w:val="28"/>
+        </w:rPr>
+      </w:pPr>
+      <w:r>
+        <w:rPr>
+          <w:rFonts w:ascii="Times New Roman" w:hAnsi="Times New Roman" w:cs="Times New Roman"/>
+          <w:sz w:val="28"/>
+          <w:szCs w:val="28"/>
+        </w:rPr>
+        <w:t>Plans are for</w:t>
+      </w:r>
+      <w:r>
+        <w:rPr>
+          <w:rFonts w:ascii="Times New Roman" w:hAnsi="Times New Roman" w:cs="Times New Roman"/>
+          <w:sz w:val="28"/>
+          <w:szCs w:val="28"/>
+        </w:rPr>
+        <w:t xml:space="preserve"> 2026 Hall of Fame new members'</w:t>
+      </w:r>
       <w:bookmarkStart w:id="0" w:name="_GoBack"/>
       <w:bookmarkEnd w:id="0"/>
-    </w:p>
-    <w:p>
-      <w:pPr>
-        <w:rPr>
-          <w:rFonts w:ascii="Times New Roman" w:hAnsi="Times New Roman" w:cs="Times New Roman"/>
-          <w:sz w:val="28"/>
-          <w:szCs w:val="28"/>
-        </w:rPr>
-      </w:pPr>
-      <w:r>
-        <w:rPr>
-          <w:rFonts w:ascii="Times New Roman" w:hAnsi="Times New Roman" w:cs="Times New Roman"/>
-          <w:sz w:val="28"/>
-          <w:szCs w:val="28"/>
-        </w:rPr>
-        <w:t>Our event is only Sunday but we’re hopeful groups will plan their own overnight stays in relatively close hotels/motels so additional celebrations can occur.</w:t>
-      </w:r>
-    </w:p>
-    <w:p>
-      <w:pPr>
-        <w:rPr>
-          <w:rFonts w:ascii="Times New Roman" w:hAnsi="Times New Roman" w:cs="Times New Roman"/>
-          <w:sz w:val="28"/>
-          <w:szCs w:val="28"/>
-        </w:rPr>
-      </w:pPr>
-      <w:r>
-        <w:rPr>
-          <w:rFonts w:ascii="Times New Roman" w:hAnsi="Times New Roman" w:cs="Times New Roman"/>
-          <w:sz w:val="28"/>
-          <w:szCs w:val="28"/>
-        </w:rPr>
-        <w:t>Plans are for 2026 Hall of Fame new members’ induction on Sunday the 25</w:t>
+      <w:r>
+        <w:rPr>
+          <w:rFonts w:ascii="Times New Roman" w:hAnsi="Times New Roman" w:cs="Times New Roman"/>
+          <w:sz w:val="28"/>
+          <w:szCs w:val="28"/>
+        </w:rPr>
+        <w:t xml:space="preserve"> induction on Sunday the 25</w:t>
       </w:r>
       <w:r>
         <w:rPr>

--- a/newsletters/HOF 2026 Induction Oct 25 2026.docx
+++ b/newsletters/HOF 2026 Induction Oct 25 2026.docx
@@ -201,6 +201,156 @@
         </w:rPr>
         <w:t xml:space="preserve"> 2026 Hall of Fame new members'</w:t>
       </w:r>
+      <w:r>
+        <w:rPr>
+          <w:rFonts w:ascii="Times New Roman" w:hAnsi="Times New Roman" w:cs="Times New Roman"/>
+          <w:sz w:val="28"/>
+          <w:szCs w:val="28"/>
+        </w:rPr>
+        <w:t xml:space="preserve"> induction on Sunday the 25</w:t>
+      </w:r>
+      <w:r>
+        <w:rPr>
+          <w:rFonts w:ascii="Times New Roman" w:hAnsi="Times New Roman" w:cs="Times New Roman"/>
+          <w:sz w:val="28"/>
+          <w:szCs w:val="28"/>
+          <w:vertAlign w:val="superscript"/>
+        </w:rPr>
+        <w:t>th</w:t>
+      </w:r>
+      <w:r>
+        <w:rPr>
+          <w:rFonts w:ascii="Times New Roman" w:hAnsi="Times New Roman" w:cs="Times New Roman"/>
+          <w:sz w:val="28"/>
+          <w:szCs w:val="28"/>
+        </w:rPr>
+        <w:t>. This will be an informal gathering for those involved in fast pitch softball and is open to all participants plus families as well as fans of the game. Be encouraged to spread the word.</w:t>
+      </w:r>
+    </w:p>
+    <w:p>
+      <w:pPr>
+        <w:pStyle w:val="NoSpacing"/>
+        <w:rPr>
+          <w:rFonts w:ascii="Times New Roman" w:hAnsi="Times New Roman" w:cs="Times New Roman"/>
+          <w:sz w:val="28"/>
+          <w:szCs w:val="28"/>
+        </w:rPr>
+      </w:pPr>
+      <w:r>
+        <w:rPr>
+          <w:rFonts w:ascii="Times New Roman" w:hAnsi="Times New Roman" w:cs="Times New Roman"/>
+          <w:sz w:val="28"/>
+          <w:szCs w:val="28"/>
+        </w:rPr>
+        <w:t>HOF Induction</w:t>
+      </w:r>
+    </w:p>
+    <w:p>
+      <w:pPr>
+        <w:pStyle w:val="NoSpacing"/>
+        <w:rPr>
+          <w:rFonts w:ascii="Times New Roman" w:hAnsi="Times New Roman" w:cs="Times New Roman"/>
+          <w:sz w:val="28"/>
+          <w:szCs w:val="28"/>
+        </w:rPr>
+      </w:pPr>
+      <w:r>
+        <w:rPr>
+          <w:rFonts w:ascii="Times New Roman" w:hAnsi="Times New Roman" w:cs="Times New Roman"/>
+          <w:sz w:val="28"/>
+          <w:szCs w:val="28"/>
+        </w:rPr>
+        <w:t>Sunday, October 25, 2026 from 11:00am to 4:00pm</w:t>
+      </w:r>
+    </w:p>
+    <w:p>
+      <w:pPr>
+        <w:pStyle w:val="NoSpacing"/>
+        <w:rPr>
+          <w:rFonts w:ascii="Times New Roman" w:hAnsi="Times New Roman" w:cs="Times New Roman"/>
+          <w:sz w:val="28"/>
+          <w:szCs w:val="28"/>
+        </w:rPr>
+      </w:pPr>
+      <w:r>
+        <w:rPr>
+          <w:rFonts w:ascii="Times New Roman" w:hAnsi="Times New Roman" w:cs="Times New Roman"/>
+          <w:sz w:val="28"/>
+          <w:szCs w:val="28"/>
+        </w:rPr>
+        <w:t>Estimate HOF Inductions Start: 1:30pm</w:t>
+      </w:r>
+    </w:p>
+    <w:p>
+      <w:pPr>
+        <w:pStyle w:val="NoSpacing"/>
+        <w:rPr>
+          <w:rFonts w:ascii="Times New Roman" w:hAnsi="Times New Roman" w:cs="Times New Roman"/>
+          <w:sz w:val="28"/>
+          <w:szCs w:val="28"/>
+        </w:rPr>
+      </w:pPr>
+      <w:r>
+        <w:rPr>
+          <w:rFonts w:ascii="Times New Roman" w:hAnsi="Times New Roman" w:cs="Times New Roman"/>
+          <w:sz w:val="28"/>
+          <w:szCs w:val="28"/>
+        </w:rPr>
+        <w:t>Tara Hills Country Club</w:t>
+      </w:r>
+    </w:p>
+    <w:p>
+      <w:pPr>
+        <w:pStyle w:val="NoSpacing"/>
+        <w:rPr>
+          <w:rFonts w:ascii="Times New Roman" w:hAnsi="Times New Roman" w:cs="Times New Roman"/>
+          <w:sz w:val="28"/>
+          <w:szCs w:val="28"/>
+        </w:rPr>
+      </w:pPr>
+      <w:r>
+        <w:rPr>
+          <w:rFonts w:ascii="Times New Roman" w:hAnsi="Times New Roman" w:cs="Times New Roman"/>
+          <w:sz w:val="28"/>
+          <w:szCs w:val="28"/>
+        </w:rPr>
+        <w:t>1846 70th St, Van Horne, IA 52346</w:t>
+      </w:r>
+    </w:p>
+    <w:p>
+      <w:pPr>
+        <w:pStyle w:val="NoSpacing"/>
+        <w:rPr>
+          <w:rFonts w:ascii="Times New Roman" w:hAnsi="Times New Roman" w:cs="Times New Roman"/>
+          <w:sz w:val="32"/>
+          <w:szCs w:val="32"/>
+        </w:rPr>
+      </w:pPr>
+    </w:p>
+    <w:p>
+      <w:pPr>
+        <w:rPr>
+          <w:rFonts w:ascii="Times New Roman" w:hAnsi="Times New Roman" w:cs="Times New Roman"/>
+          <w:sz w:val="28"/>
+          <w:szCs w:val="28"/>
+        </w:rPr>
+      </w:pPr>
+      <w:r>
+        <w:rPr>
+          <w:rFonts w:ascii="Times New Roman" w:hAnsi="Times New Roman" w:cs="Times New Roman"/>
+          <w:sz w:val="28"/>
+          <w:szCs w:val="28"/>
+        </w:rPr>
+        <w:t>The ceremony will include a luncheon with a three meat, buffet, potato, salads, rolls, water, lemonade an</w:t>
+      </w:r>
+      <w:r>
+        <w:rPr>
+          <w:rFonts w:ascii="Times New Roman" w:hAnsi="Times New Roman" w:cs="Times New Roman"/>
+          <w:sz w:val="28"/>
+          <w:szCs w:val="28"/>
+        </w:rPr>
+        <w:t xml:space="preserve">d coffee. </w:t>
+      </w:r>
       <w:bookmarkStart w:id="0" w:name="_GoBack"/>
       <w:bookmarkEnd w:id="0"/>
       <w:r>
@@ -209,141 +359,7 @@
           <w:sz w:val="28"/>
           <w:szCs w:val="28"/>
         </w:rPr>
-        <w:t xml:space="preserve"> induction on Sunday the 25</w:t>
-      </w:r>
-      <w:r>
-        <w:rPr>
-          <w:rFonts w:ascii="Times New Roman" w:hAnsi="Times New Roman" w:cs="Times New Roman"/>
-          <w:sz w:val="28"/>
-          <w:szCs w:val="28"/>
-          <w:vertAlign w:val="superscript"/>
-        </w:rPr>
-        <w:t>th</w:t>
-      </w:r>
-      <w:r>
-        <w:rPr>
-          <w:rFonts w:ascii="Times New Roman" w:hAnsi="Times New Roman" w:cs="Times New Roman"/>
-          <w:sz w:val="28"/>
-          <w:szCs w:val="28"/>
-        </w:rPr>
-        <w:t>. This will be an informal gathering for those involved in fast pitch softball and is open to all participants plus families as well as fans of the game. Be encouraged to spread the word.</w:t>
-      </w:r>
-    </w:p>
-    <w:p>
-      <w:pPr>
-        <w:pStyle w:val="NoSpacing"/>
-        <w:rPr>
-          <w:rFonts w:ascii="Times New Roman" w:hAnsi="Times New Roman" w:cs="Times New Roman"/>
-          <w:sz w:val="28"/>
-          <w:szCs w:val="28"/>
-        </w:rPr>
-      </w:pPr>
-      <w:r>
-        <w:rPr>
-          <w:rFonts w:ascii="Times New Roman" w:hAnsi="Times New Roman" w:cs="Times New Roman"/>
-          <w:sz w:val="28"/>
-          <w:szCs w:val="28"/>
-        </w:rPr>
-        <w:t>HOF Induction</w:t>
-      </w:r>
-    </w:p>
-    <w:p>
-      <w:pPr>
-        <w:pStyle w:val="NoSpacing"/>
-        <w:rPr>
-          <w:rFonts w:ascii="Times New Roman" w:hAnsi="Times New Roman" w:cs="Times New Roman"/>
-          <w:sz w:val="28"/>
-          <w:szCs w:val="28"/>
-        </w:rPr>
-      </w:pPr>
-      <w:r>
-        <w:rPr>
-          <w:rFonts w:ascii="Times New Roman" w:hAnsi="Times New Roman" w:cs="Times New Roman"/>
-          <w:sz w:val="28"/>
-          <w:szCs w:val="28"/>
-        </w:rPr>
-        <w:t>Sunday, October 25, 2026 from 11:00am to 4:00pm</w:t>
-      </w:r>
-    </w:p>
-    <w:p>
-      <w:pPr>
-        <w:pStyle w:val="NoSpacing"/>
-        <w:rPr>
-          <w:rFonts w:ascii="Times New Roman" w:hAnsi="Times New Roman" w:cs="Times New Roman"/>
-          <w:sz w:val="28"/>
-          <w:szCs w:val="28"/>
-        </w:rPr>
-      </w:pPr>
-      <w:r>
-        <w:rPr>
-          <w:rFonts w:ascii="Times New Roman" w:hAnsi="Times New Roman" w:cs="Times New Roman"/>
-          <w:sz w:val="28"/>
-          <w:szCs w:val="28"/>
-        </w:rPr>
-        <w:t>Estimate HOF Inductions Start: 1:30pm</w:t>
-      </w:r>
-    </w:p>
-    <w:p>
-      <w:pPr>
-        <w:pStyle w:val="NoSpacing"/>
-        <w:rPr>
-          <w:rFonts w:ascii="Times New Roman" w:hAnsi="Times New Roman" w:cs="Times New Roman"/>
-          <w:sz w:val="28"/>
-          <w:szCs w:val="28"/>
-        </w:rPr>
-      </w:pPr>
-      <w:r>
-        <w:rPr>
-          <w:rFonts w:ascii="Times New Roman" w:hAnsi="Times New Roman" w:cs="Times New Roman"/>
-          <w:sz w:val="28"/>
-          <w:szCs w:val="28"/>
-        </w:rPr>
-        <w:t>Tara Hills Country Club</w:t>
-      </w:r>
-    </w:p>
-    <w:p>
-      <w:pPr>
-        <w:pStyle w:val="NoSpacing"/>
-        <w:rPr>
-          <w:rFonts w:ascii="Times New Roman" w:hAnsi="Times New Roman" w:cs="Times New Roman"/>
-          <w:sz w:val="28"/>
-          <w:szCs w:val="28"/>
-        </w:rPr>
-      </w:pPr>
-      <w:r>
-        <w:rPr>
-          <w:rFonts w:ascii="Times New Roman" w:hAnsi="Times New Roman" w:cs="Times New Roman"/>
-          <w:sz w:val="28"/>
-          <w:szCs w:val="28"/>
-        </w:rPr>
-        <w:t>1846 70th St, Van Horne, IA 52346</w:t>
-      </w:r>
-    </w:p>
-    <w:p>
-      <w:pPr>
-        <w:pStyle w:val="NoSpacing"/>
-        <w:rPr>
-          <w:rFonts w:ascii="Times New Roman" w:hAnsi="Times New Roman" w:cs="Times New Roman"/>
-          <w:sz w:val="32"/>
-          <w:szCs w:val="32"/>
-        </w:rPr>
-      </w:pPr>
-    </w:p>
-    <w:p>
-      <w:pPr>
-        <w:rPr>
-          <w:rFonts w:ascii="Times New Roman" w:hAnsi="Times New Roman" w:cs="Times New Roman"/>
-          <w:sz w:val="28"/>
-          <w:szCs w:val="28"/>
-        </w:rPr>
-      </w:pPr>
-      <w:r>
-        <w:rPr>
-          <w:rFonts w:ascii="Times New Roman" w:hAnsi="Times New Roman" w:cs="Times New Roman"/>
-          <w:sz w:val="28"/>
-          <w:szCs w:val="28"/>
-        </w:rPr>
-        <w:t>The ceremony will include a luncheon with a three meat, buffet, potato, salads, rolls, water, lemonade and coffee.  As of this message, the cost of the meal ticket to attend will be $25/person.</w:t>
+        <w:t>As of this message, the cost of the meal ticket to attend will be $25/person.</w:t>
       </w:r>
     </w:p>
     <w:p>
